--- a/18_DOCX/FIRE_NAVIGATION_GUIDE.docx
+++ b/18_DOCX/FIRE_NAVIGATION_GUIDE.docx
@@ -7,7 +7,7 @@
         <w:pStyle w:val="Heading1"/>
       </w:pPr>
       <w:r>
-        <w:t>FIRE_NAVIGATION_GUIDE - Guia de navegação FIRE</w:t>
+        <w:t>FIRE_NAVIGATION_GUIDE - 火災保険・住宅保険対応ナビゲーション</w:t>
       </w:r>
     </w:p>
     <w:p>
@@ -15,7 +15,7 @@
         <w:pStyle w:val="Heading2"/>
       </w:pPr>
       <w:r>
-        <w:t>Controle</w:t>
+        <w:t>管理情報</w:t>
       </w:r>
     </w:p>
     <w:p>
@@ -23,7 +23,7 @@
         <w:pStyle w:val="ListBullet"/>
       </w:pPr>
       <w:r>
-        <w:t>Versão: 0.1</w:t>
+        <w:t>Versão: 0.2</w:t>
       </w:r>
     </w:p>
     <w:p>
@@ -47,7 +47,7 @@
         <w:pStyle w:val="ListBullet"/>
       </w:pPr>
       <w:r>
-        <w:t>Histórico: Criação inicial.</w:t>
+        <w:t>Histórico: Criação inicial; padronização para consulta do corretor japonês e uso no NotebookLM.</w:t>
       </w:r>
     </w:p>
     <w:p>
@@ -55,12 +55,12 @@
         <w:pStyle w:val="Heading2"/>
       </w:pPr>
       <w:r>
-        <w:t>Objetivo</w:t>
+        <w:t>目的</w:t>
       </w:r>
     </w:p>
     <w:p>
       <w:r>
-        <w:t>Orientar a consulta da categoria FIRE para atendimento de clientes brasileiros sobre seguro contra incêndio, seguro residencial e cláusulas associadas no Japão.</w:t>
+        <w:t>火災保険、家財、建物、免責金額、水災、水濡れ、盗難、地震保険、個人賠償責任を、ブラジル人顧客へ説明するための検索導線。 日本語で対応方針を確認し、必要に応じてポルトガル語の説明文とカタカナ読みを使って顧客に説明する。</w:t>
       </w:r>
     </w:p>
     <w:p>
@@ -68,32 +68,32 @@
         <w:pStyle w:val="Heading2"/>
       </w:pPr>
       <w:r>
-        <w:t>Sequência recomendada</w:t>
+        <w:t>推奨確認順序</w:t>
       </w:r>
     </w:p>
     <w:p>
       <w:r>
-        <w:t>1. Começar por FIRE-0001, FIRE-0002 e FIRE-0003 para separar seguro, edificação e bens domésticos.</w:t>
+        <w:t>1. FIRE-0001〜FIRE-0004で、火災保険、建物、家財、保険金額を確認する。</w:t>
       </w:r>
     </w:p>
     <w:p>
       <w:r>
-        <w:t>2. Usar FIRE-0004 a FIRE-0007 para explicar valor segurado, reposição, valor atual e franquia.</w:t>
+        <w:t>2. FIRE-0005〜FIRE-0007で、再調達価額、時価額、免責金額を説明する。</w:t>
       </w:r>
     </w:p>
     <w:p>
       <w:r>
-        <w:t>3. Consultar FIRE-0008 a FIRE-0017 para riscos cobertos frequentes.</w:t>
+        <w:t>3. FIRE-0008〜FIRE-0017で、火災・自然災害・水濡れ・盗難・破損汚損を切り分ける。</w:t>
       </w:r>
     </w:p>
     <w:p>
       <w:r>
-        <w:t>4. Tratar FIRE-0018 separadamente quando houver terremoto, tsunami ou erupção vulcânica.</w:t>
+        <w:t>4. FIRE-0018で地震保険を必ず別枠として確認する。</w:t>
       </w:r>
     </w:p>
     <w:p>
       <w:r>
-        <w:t>5. Usar FIRE-0020 para responsabilidade civil pessoal.</w:t>
+        <w:t>5. FIRE-0020で個人賠償責任特約を第三者損害の観点から説明する。</w:t>
       </w:r>
     </w:p>
     <w:p>
@@ -101,7 +101,7 @@
         <w:pStyle w:val="Heading2"/>
       </w:pPr>
       <w:r>
-        <w:t>Pontos críticos de atendimento</w:t>
+        <w:t>NotebookLMでの検索例</w:t>
       </w:r>
     </w:p>
     <w:p>
@@ -109,7 +109,7 @@
         <w:pStyle w:val="ListBullet"/>
       </w:pPr>
       <w:r>
-        <w:t>Não prometer pagamento antes da análise da seguradora.</w:t>
+        <w:t>ブラジル人のお客様に説明する時の注意点は何ですか。</w:t>
       </w:r>
     </w:p>
     <w:p>
@@ -117,7 +117,7 @@
         <w:pStyle w:val="ListBullet"/>
       </w:pPr>
       <w:r>
-        <w:t>Separar inundação de vazamento interno.</w:t>
+        <w:t>ポルトガル語でどう説明しますか。</w:t>
       </w:r>
     </w:p>
     <w:p>
@@ -125,7 +125,7 @@
         <w:pStyle w:val="ListBullet"/>
       </w:pPr>
       <w:r>
-        <w:t>Separar seguro contra incêndio de seguro contra terremoto.</w:t>
+        <w:t>支払可否を断定しないために何を確認しますか。</w:t>
       </w:r>
     </w:p>
     <w:p>
@@ -133,7 +133,7 @@
         <w:pStyle w:val="ListBullet"/>
       </w:pPr>
       <w:r>
-        <w:t>Confirmar se o cliente quer proteger edificação, bens domésticos ou ambos.</w:t>
+        <w:t>必要書類、契約条件、関係先をどう切り分けますか。</w:t>
       </w:r>
     </w:p>
     <w:p>
@@ -141,7 +141,47 @@
         <w:pStyle w:val="Heading2"/>
       </w:pPr>
       <w:r>
-        <w:t>Referências cruzadas</w:t>
+        <w:t>対応上の注意</w:t>
+      </w:r>
+    </w:p>
+    <w:p>
+      <w:pPr>
+        <w:pStyle w:val="ListBullet"/>
+      </w:pPr>
+      <w:r>
+        <w:t>日本語の技術理解と、顧客に伝えるポルトガル語を分ける。</w:t>
+      </w:r>
+    </w:p>
+    <w:p>
+      <w:pPr>
+        <w:pStyle w:val="ListBullet"/>
+      </w:pPr>
+      <w:r>
+        <w:t>ポルトガル語の発話は、カタカナ読みを確認してから使う。</w:t>
+      </w:r>
+    </w:p>
+    <w:p>
+      <w:pPr>
+        <w:pStyle w:val="ListBullet"/>
+      </w:pPr>
+      <w:r>
+        <w:t>契約条件、証券、事故原因、管理会社または保険会社の確認前に断定しない。</w:t>
+      </w:r>
+    </w:p>
+    <w:p>
+      <w:pPr>
+        <w:pStyle w:val="ListBullet"/>
+      </w:pPr>
+      <w:r>
+        <w:t>迷う場合はFAQ、DIALOGUE、CASEの順で確認する。</w:t>
+      </w:r>
+    </w:p>
+    <w:p>
+      <w:pPr>
+        <w:pStyle w:val="Heading2"/>
+      </w:pPr>
+      <w:r>
+        <w:t>相互参照</w:t>
       </w:r>
     </w:p>
     <w:p>
@@ -181,7 +221,7 @@
         <w:pStyle w:val="Heading2"/>
       </w:pPr>
       <w:r>
-        <w:t>Veja também</w:t>
+        <w:t>関連項目</w:t>
       </w:r>
     </w:p>
     <w:p>
